--- a/test-harness/corpus/C1/insert/after.docx
+++ b/test-harness/corpus/C1/insert/after.docx
@@ -16,6 +16,7 @@
     </w:p>
     <w:p>
       <w:pPr>
+        <w:pStyle w:val="138"/>
         <w:pBdr/>
         <w:spacing/>
         <w:ind/>
@@ -37,7 +38,7 @@
                   <a:graphicData uri="http://schemas.openxmlformats.org/drawingml/2006/picture">
                     <pic:pic xmlns:pic="http://schemas.openxmlformats.org/drawingml/2006/picture">
                       <pic:nvPicPr>
-                        <pic:cNvPr id="1" name="scribe-img-0"/>
+                        <pic:cNvPr id="2139503275" name="scribe-img-0"/>
                         <pic:cNvPicPr/>
                         <pic:nvPr/>
                       </pic:nvPicPr>
@@ -91,6 +92,15 @@
       </w:r>
       <w:r/>
       <w:r/>
+      <w:r/>
+    </w:p>
+    <w:p>
+      <w:pPr>
+        <w:pBdr/>
+        <w:spacing/>
+        <w:ind/>
+        <w:rPr/>
+      </w:pPr>
       <w:r>
         <w:rPr>
           <w:rFonts w:hint="default" w:ascii="Times New Roman" w:hAnsi="Times New Roman" w:eastAsia="Times New Roman" w:cs="Times New Roman"/>
@@ -99,30 +109,20 @@
         <w:t xml:space="preserve">Extra </w:t>
       </w:r>
       <w:r>
-        <w:rPr>
-          <w:rFonts w:hint="default" w:ascii="Times New Roman" w:hAnsi="Times New Roman" w:eastAsia="Times New Roman" w:cs="Times New Roman"/>
-          <w:sz w:val="20"/>
-        </w:rPr>
-      </w:r>
-      <w:r>
         <mc:AlternateContent>
           <mc:Choice Requires="wpg">
             <w:drawing>
               <wp:inline xmlns:wp="http://schemas.openxmlformats.org/drawingml/2006/wordprocessingDrawing" distT="0" distB="0" distL="0" distR="0">
                 <wp:extent cx="457200" cy="457200"/>
                 <wp:effectExtent l="0" t="0" r="0" b="0"/>
-                <wp:docPr id="2" name=""/>
-                <wp:cNvGraphicFramePr>
-                  <a:graphicFrameLocks xmlns:a="http://schemas.openxmlformats.org/drawingml/2006/main" noChangeAspect="1"/>
-                </wp:cNvGraphicFramePr>
+                <wp:docPr id="2" name="Picture 1"/>
+                <wp:cNvGraphicFramePr/>
                 <a:graphic xmlns:a="http://schemas.openxmlformats.org/drawingml/2006/main">
                   <a:graphicData uri="http://schemas.openxmlformats.org/drawingml/2006/picture">
                     <pic:pic xmlns:pic="http://schemas.openxmlformats.org/drawingml/2006/picture">
                       <pic:nvPicPr>
-                        <pic:cNvPr id="2015067797" name=""/>
-                        <pic:cNvPicPr>
-                          <a:picLocks noChangeAspect="1"/>
-                        </pic:cNvPicPr>
+                        <pic:cNvPr id="1" name="scribe-img-0"/>
+                        <pic:cNvPicPr/>
                         <pic:nvPr/>
                       </pic:nvPicPr>
                       <pic:blipFill rotWithShape="1">
@@ -173,13 +173,6 @@
           </mc:Fallback>
         </mc:AlternateContent>
       </w:r>
-      <w:r>
-        <w:rPr>
-          <w:rFonts w:hint="default" w:ascii="Times New Roman" w:hAnsi="Times New Roman" w:eastAsia="Times New Roman" w:cs="Times New Roman"/>
-          <w:sz w:val="20"/>
-        </w:rPr>
-      </w:r>
-      <w:r/>
       <w:r/>
     </w:p>
     <w:p>
